--- a/docs/Shine_Readiness.docx
+++ b/docs/Shine_Readiness.docx
@@ -13,7 +13,7 @@
           <w:color w:val="6B7280"/>
           <w:sz w:val="16"/>
         </w:rPr>
-        <w:t>VELOCITY GTM CO  ·  ServiceBridge GTM  ·  Evive Brands  ·  Track 2 P2 #2 NorthStar</w:t>
+        <w:t>VELOCITY GTM CO  ·  ServiceBridge GTM  ·  Evive Brands  ·  Track 2 P2 #2</w:t>
       </w:r>
     </w:p>
     <w:p>
@@ -41,7 +41,7 @@
           <w:color w:val="185FA5"/>
           <w:sz w:val="20"/>
         </w:rPr>
-        <w:t>Score 88  ·  Tier T3  ·  Character: ★ NORTHSTAR · ACQUIRED LATE NOV 2025 · CHRIS FISHER FOUNDER → BRAND PRES</w:t>
+        <w:t>Score 88  ·  Tier T3  ·  Character: ACQUIRED LATE NOV 2025 · CHRIS FISHER FOUNDER → BRAND PRES</w:t>
       </w:r>
     </w:p>
     <w:p>
@@ -1948,7 +1948,7 @@
           <w:color w:val="374151"/>
           <w:sz w:val="20"/>
         </w:rPr>
-        <w:t>Score 88 (T3 NorthStar) per Track 2 v2 matrix. Drivers: most recent Evive acquisition (late Nov 2025), Chris Fisher founder retained as Brand President, pre-existing Fisher-Parsons professional relationship, Fisher's explicit openness to technology investment, Window Hero analog at HomeFront. Reduced by smallest scale in Evive cohort, Q4-only holiday lighting concentration, mission-driven founder operational distraction risk. Evive parent +25 NorthStar bonus.</w:t>
+        <w:t>Score 88 (T3) per Track 2 v2 matrix. Drivers: most recent Evive acquisition (late Nov 2025), Chris Fisher founder retained as Brand President, pre-existing Fisher-Parsons professional relationship, Fisher's explicit openness to technology investment, Window Hero analog at HomeFront. Reduced by smallest scale in Evive cohort, Q4-only holiday lighting concentration, mission-driven founder operational distraction risk. Evive parent +25 bonus.</w:t>
       </w:r>
     </w:p>
     <w:p>
